--- a/需求分析/智慧医疗AI辅助系统接口文档.docx
+++ b/需求分析/智慧医疗AI辅助系统接口文档.docx
@@ -2941,7 +2941,7 @@
               <w:rPr>
                 <w:rFonts w:hint="eastAsia"/>
               </w:rPr>
-              <w:t>注册验证码、提醒类通知</w:t>
+              <w:t>登录验证码、提醒类通知</w:t>
             </w:r>
           </w:p>
         </w:tc>
@@ -4220,7 +4220,7 @@
               <w:rPr>
                 <w:rFonts w:hint="eastAsia"/>
               </w:rPr>
-              <w:t>用户输入注册信息，服务端校验验证码与实名信息后在用户表插入数据；账号（手机号）已存在返回“账号已存在”，插入成功返回“注册成功”</w:t>
+              <w:t>用户输入注册信息，服务端校验实名信息后在用户表插入数据；账号（手机号）已存在返回“账号已存在”，插入成功返回“注册成功”</w:t>
             </w:r>
           </w:p>
         </w:tc>
@@ -4249,7 +4249,7 @@
               <w:rPr>
                 <w:rFonts w:hint="eastAsia"/>
               </w:rPr>
-              <w:t>短信网关、公安/医保实名认证接口、本系统数据库（用户表）</w:t>
+              <w:t>公安/医保实名认证接口、本系统数据库（用户表）</w:t>
             </w:r>
           </w:p>
         </w:tc>
@@ -4496,55 +4496,6 @@
                 <w:rFonts w:hint="eastAsia"/>
               </w:rPr>
               <w:t>密码，至少6位，前端加密传输</w:t>
-            </w:r>
-          </w:p>
-        </w:tc>
-      </w:tr>
-      <w:tr>
-        <w:trPr/>
-        <w:tc>
-          <w:tcPr>
-            <w:tcW w:w="2076" w:type="dxa"/>
-          </w:tcPr>
-          <w:p>
-            <w:r>
-              <w:t>smsCode</w:t>
-            </w:r>
-          </w:p>
-        </w:tc>
-        <w:tc>
-          <w:tcPr>
-            <w:tcW w:w="2076" w:type="dxa"/>
-          </w:tcPr>
-          <w:p>
-            <w:r>
-              <w:t>string</w:t>
-            </w:r>
-          </w:p>
-        </w:tc>
-        <w:tc>
-          <w:tcPr>
-            <w:tcW w:w="2076" w:type="dxa"/>
-          </w:tcPr>
-          <w:p>
-            <w:r>
-              <w:rPr>
-                <w:rFonts w:hint="eastAsia"/>
-              </w:rPr>
-              <w:t>是</w:t>
-            </w:r>
-          </w:p>
-        </w:tc>
-        <w:tc>
-          <w:tcPr>
-            <w:tcW w:w="2076" w:type="dxa"/>
-          </w:tcPr>
-          <w:p>
-            <w:r>
-              <w:rPr>
-                <w:rFonts w:hint="eastAsia"/>
-              </w:rPr>
-              <w:t>短信验证码，6位</w:t>
             </w:r>
           </w:p>
         </w:tc>
@@ -5067,7 +5018,7 @@
               <w:rPr>
                 <w:rFonts w:hint="eastAsia"/>
               </w:rPr>
-              <w:t>注册页发送短信验证码，60秒内不可重复发送；验证码5分钟内有效</w:t>
+              <w:t>登录页发送短信验证码，60秒内不可重复发送；验证码5分钟内有效</w:t>
             </w:r>
           </w:p>
         </w:tc>
@@ -5342,7 +5293,7 @@
               <w:rPr>
                 <w:rFonts w:hint="eastAsia"/>
               </w:rPr>
-              <w:t>用途，REGISTER 注册</w:t>
+              <w:t>用途，LOGIN 登录（短信验证码登录）</w:t>
             </w:r>
           </w:p>
         </w:tc>
@@ -23372,7 +23323,7 @@
               <w:rPr>
                 <w:rFonts w:hint="eastAsia"/>
               </w:rPr>
-              <w:t>短信网关、实名认证、用户表</w:t>
+              <w:t>实名认证、用户表</w:t>
             </w:r>
           </w:p>
         </w:tc>
